--- a/ru/discovery-articles/6.18 Облачные вычисления.docx
+++ b/ru/discovery-articles/6.18 Облачные вычисления.docx
@@ -4,13 +4,20 @@
   <w:body>
     <w:p>
       <w:pPr>
-        <w:spacing w:before="0" w:after="80"/>
+        <w:pStyle w:val="Title"/>
+        <w:widowControl/>
+      </w:pPr>
+      <w:r>
+        <w:t>6.18 Облачные вычисления</w:t>
+      </w:r>
+    </w:p>
+    <w:p>
+      <w:pPr>
+        <w:keepNext/>
+        <w:widowControl/>
       </w:pPr>
       <w:r>
         <w:rPr>
-          <w:rFonts w:ascii="Calibri" w:hAnsi="Calibri" w:cs="Calibri"/>
-          <w:b/>
-          <w:color w:val="2E74B5"/>
           <w:sz w:val="20"/>
         </w:rPr>
         <w:t>6. Цифровые технологии, космос и связь</w:t>
@@ -19,121 +26,81 @@
     <w:p>
       <w:pPr>
         <w:keepNext/>
-        <w:spacing w:before="0" w:after="120"/>
+        <w:widowControl/>
       </w:pPr>
       <w:r>
         <w:rPr>
-          <w:rFonts w:ascii="Calibri" w:hAnsi="Calibri" w:cs="Calibri"/>
-          <w:b/>
-          <w:color w:val="0B2545"/>
-          <w:sz w:val="48"/>
+          <w:sz w:val="20"/>
         </w:rPr>
-        <w:t>6.18 Облачные вычисления</w:t>
+        <w:t>Период: 2006 год — Amazon Web Services; 2008–2010 годы — Google Cloud и Microsoft Azure; массовое применение с 2010-х | Основные участники: Джефф Безос, Энди Джесси, Amazon; Марк Бениофф, Salesforce; Google и Microsoft</w:t>
       </w:r>
     </w:p>
     <w:p>
       <w:pPr>
-        <w:spacing w:before="0" w:after="200" w:line="276" w:lineRule="auto"/>
+        <w:widowControl/>
       </w:pPr>
       <w:r>
-        <w:rPr>
-          <w:rFonts w:ascii="Calibri" w:hAnsi="Calibri" w:cs="Calibri"/>
-          <w:i/>
-          <w:color w:val="666666"/>
-          <w:sz w:val="21"/>
-        </w:rPr>
-        <w:t>Период: 2006 год — Amazon Web Services; 2008–2010 годы — Google Cloud и Microsoft Azure; массовое распространение с 2010-х годов | Ключевые компании и фигуры: Amazon Web Services — Джефф Безос, Энди Джесси; Salesforce — Марк Бениофф, ранняя модель SaaS; Google; Microsoft</w:t>
-      </w:r>
-    </w:p>
-    <w:p>
-      <w:pPr>
-        <w:spacing w:before="0" w:after="200" w:line="300" w:lineRule="auto"/>
-      </w:pPr>
-      <w:r>
-        <w:rPr>
-          <w:rFonts w:ascii="Calibri" w:hAnsi="Calibri" w:cs="Calibri"/>
-          <w:color w:val="0B2545"/>
-          <w:sz w:val="23"/>
-        </w:rPr>
-        <w:t>Облачные вычисления позволяют арендовать через интернет вычислительную мощность и место для хранения данных в удалённых центрах обработки, вместо того чтобы владеть каждым сервером. Программное обеспечение превратилось в услугу с оплатой по потреблению — своего рода электричество для компьютерного кода.</w:t>
+        <w:t>Облачные вычисления позволяют арендовать вычислительные мощности и хранилища удалённых центров через интернет вместо покупки собственных серверов. Вычисления стали услугой с оплатой по потреблению — чем-то вроде электричества для программ.</w:t>
       </w:r>
     </w:p>
     <w:p>
       <w:pPr>
         <w:pStyle w:val="Heading1"/>
+        <w:widowControl/>
       </w:pPr>
       <w:r>
-        <w:t>Ключевые факты</w:t>
+        <w:t>Кратко о главном</w:t>
       </w:r>
     </w:p>
     <w:p>
       <w:pPr>
-        <w:keepLines/>
-        <w:spacing w:after="80" w:line="300" w:lineRule="auto"/>
-        <w:numPr>
-          <w:ilvl w:val="0"/>
-          <w:numId w:val="10"/>
-        </w:numPr>
+        <w:pStyle w:val="ListBullet"/>
+        <w:widowControl/>
       </w:pPr>
       <w:r>
-        <w:t>Идея вычислений как коммунальной услуги появилась задолго до выражения «облако».</w:t>
+        <w:t>Идея вычислений как коммунальной услуги старше слова «облако».</w:t>
       </w:r>
     </w:p>
     <w:p>
       <w:pPr>
-        <w:keepLines/>
-        <w:spacing w:after="80" w:line="300" w:lineRule="auto"/>
-        <w:numPr>
-          <w:ilvl w:val="0"/>
-          <w:numId w:val="10"/>
-        </w:numPr>
+        <w:pStyle w:val="ListBullet"/>
+        <w:widowControl/>
       </w:pPr>
       <w:r>
-        <w:t>В 2006 году Amazon Web Services запустила ключевые сервисы, в том числе хранилище S3 и виртуальные машины EC2.</w:t>
+        <w:t>В 2006 году Amazon Web Services запустила основные S3 и EC2.</w:t>
       </w:r>
     </w:p>
     <w:p>
       <w:pPr>
-        <w:keepLines/>
-        <w:spacing w:after="80" w:line="300" w:lineRule="auto"/>
-        <w:numPr>
-          <w:ilvl w:val="0"/>
-          <w:numId w:val="10"/>
-        </w:numPr>
+        <w:pStyle w:val="ListBullet"/>
+        <w:widowControl/>
       </w:pPr>
       <w:r>
-        <w:t>За Amazon последовали Microsoft Azure, Google Cloud и другие платформы.</w:t>
+        <w:t>Последовали Microsoft Azure, Google Cloud и другие.</w:t>
       </w:r>
     </w:p>
     <w:p>
       <w:pPr>
-        <w:keepLines/>
-        <w:spacing w:after="80" w:line="300" w:lineRule="auto"/>
-        <w:numPr>
-          <w:ilvl w:val="0"/>
-          <w:numId w:val="10"/>
-        </w:numPr>
+        <w:pStyle w:val="ListBullet"/>
+        <w:widowControl/>
       </w:pPr>
       <w:r>
-        <w:t>Центр обработки данных — это здание, заполненное серверами, системами охлаждения и электропитания.</w:t>
+        <w:t>Центр обработки данных — здание серверов, охлаждения и питания.</w:t>
       </w:r>
     </w:p>
     <w:p>
       <w:pPr>
-        <w:keepLines/>
-        <w:spacing w:after="80" w:line="300" w:lineRule="auto"/>
-        <w:numPr>
-          <w:ilvl w:val="0"/>
-          <w:numId w:val="10"/>
-        </w:numPr>
+        <w:pStyle w:val="ListBullet"/>
+        <w:widowControl/>
       </w:pPr>
       <w:r>
-        <w:t>Большинство популярных приложений сегодня хотя бы частично работает в чужом центре обработки данных.</w:t>
+        <w:t>Большинство популярных приложений хотя бы частично работает в чужом центре данных.</w:t>
       </w:r>
     </w:p>
     <w:p>
       <w:pPr>
         <w:pStyle w:val="Heading1"/>
+        <w:widowControl/>
       </w:pPr>
       <w:r>
         <w:t>Что это такое</w:t>
@@ -141,143 +108,101 @@
     </w:p>
     <w:p>
       <w:pPr>
-        <w:keepLines w:val="0"/>
+        <w:widowControl/>
       </w:pPr>
       <w:r>
-        <w:t>Облачные вычисления предоставляют серверы, хранилища и программы через сеть как услугу с оплатой по мере использования. Вместо покупки компьютера, рассчитанного на редкие пиковые нагрузки, компания арендует ресурсы, которые можно быстро увеличивать или сокращать.</w:t>
-      </w:r>
-    </w:p>
-    <w:p>
-      <w:pPr>
-        <w:keepLines w:val="0"/>
-      </w:pPr>
-      <w:r>
-        <w:t>За метафорой облака стоит центр обработки данных — настоящий склад компьютеров. Иными словами, «облако» — удобное название для хорошо управляемых машин, принадлежащих кому-то другому.</w:t>
+        <w:t>Серверы, хранилища и программы предоставляются по сети с оплатой за использование. Вместо покупки машины, рассчитанной на редкие пики нагрузки, компания арендует ресурсы и увеличивает или уменьшает их объём по необходимости. За словом «облако» стоит вполне материальный центр обработки данных — множество компьютеров, которыми управляет поставщик услуги.</w:t>
       </w:r>
     </w:p>
     <w:p>
       <w:pPr>
         <w:pStyle w:val="Heading1"/>
+        <w:widowControl/>
       </w:pPr>
       <w:r>
-        <w:t>Кто это открыл или изобрёл</w:t>
+        <w:t>Кто открыл или изобрёл</w:t>
       </w:r>
     </w:p>
     <w:p>
       <w:pPr>
-        <w:keepLines w:val="0"/>
+        <w:widowControl/>
       </w:pPr>
       <w:r>
-        <w:t>Идея возникла ещё в эпоху мейнфреймов и проектов 1960-х годов, предлагавших вычисления как коммунальную услугу. Salesforce и другие компании начали продавать программы через браузер — так появилась модель «программное обеспечение как услуга», или SaaS.</w:t>
-      </w:r>
-    </w:p>
-    <w:p>
-      <w:pPr>
-        <w:keepLines w:val="0"/>
-      </w:pPr>
-      <w:r>
-        <w:t>В 2006 году Amazon Web Services открыла хранилище S3 и виртуальные машины EC2, превратив аренду инфраструктуры в массовый продукт. Microsoft, Google, Alibaba и другие компании построили конкурирующие облака. Заслуга принадлежит множеству фирм и разработчиков открытого программного обеспечения, а не одному человеку.</w:t>
+        <w:t>Предпосылки существовали в больших ЭВМ и идеях вычислений как услуги 1960-х. Salesforce и другие продавали программы через браузер — SaaS, программное обеспечение как услугу. Amazon Web Services, AWS, открыла в 2006 году Simple Storage Service, S3, хранилище данных, и Elastic Compute Cloud, EC2, виртуальные машины. Microsoft, Google, Alibaba и другие создали конкурентов. Заслуга принадлежит фирмам и открытым программным инструментам больше, чем одному человеку.</w:t>
       </w:r>
     </w:p>
     <w:p>
       <w:pPr>
         <w:pStyle w:val="Heading1"/>
+        <w:widowControl/>
       </w:pPr>
       <w:r>
-        <w:t>Когда и как это появилось</w:t>
+        <w:t>Когда и как появилось</w:t>
       </w:r>
     </w:p>
     <w:p>
       <w:pPr>
-        <w:keepLines w:val="0"/>
+        <w:widowControl/>
       </w:pPr>
       <w:r>
-        <w:t>К середине 2000-х крупные интернет-компании научились надёжно управлять огромными залами с тысячами компьютеров. Почву подготовили виртуализация — запуск нескольких логических серверов на одной физической машине, быстрые сети и собственная потребность Amazon в резком увеличении мощности.</w:t>
-      </w:r>
-    </w:p>
-    <w:p>
-      <w:pPr>
-        <w:keepLines w:val="0"/>
-      </w:pPr>
-      <w:r>
-        <w:t>Стартапы получили возможность строить бизнес без собственной серверной. В 2010-е годы выражение «развернуть в облаке» стало привычным техническим решением.</w:t>
+        <w:t>К середине 2000-х крупные веб-компании научились управлять огромными центрами обработки данных. Виртуализация — несколько логических серверов на одном физическом, быстрые сети и потребность Amazon в росте подготовили основу. Стартапы начали работу без серверной комнаты. В 2010-х размещение «в облаке» стало привычным выбором.</w:t>
       </w:r>
     </w:p>
     <w:p>
       <w:pPr>
         <w:pStyle w:val="Heading1"/>
+        <w:widowControl/>
       </w:pPr>
       <w:r>
-        <w:t>Научное значение</w:t>
+        <w:t>Значение для науки</w:t>
       </w:r>
     </w:p>
     <w:p>
       <w:pPr>
-        <w:keepLines w:val="0"/>
+        <w:widowControl/>
       </w:pPr>
       <w:r>
-        <w:t>Облачные платформы превратили резервное копирование, распределение нагрузки и создание копий данных по всему миру в стандартные пункты меню. Одновременно они сосредоточили риск и влияние в руках нескольких поставщиков.</w:t>
-      </w:r>
-    </w:p>
-    <w:p>
-      <w:pPr>
-        <w:keepLines w:val="0"/>
-      </w:pPr>
-      <w:r>
-        <w:t>В основе облака лежит теория распределённых систем: как множеству машин согласовать действия и восстановиться после сбоя. Использование энергии центрами обработки данных стало важной климатической темой. Главная интеллектуальная идея — абстракция: программе не обязательно знать, на каком именно сервере она выполняется.</w:t>
+        <w:t>Создание резервных копий, распределение нагрузки и размещение копий данных по всему миру стали доступными через меню услуг. Одновременно риск и власть сосредоточились у немногих поставщиков. Основа — распределённые системы, согласующие работу и восстановление машин, — продаётся как продукт. Энергия центров стала климатическим вопросом. Главная идея — отделить программу от конкретного оборудования: ей необязательно знать, на какой физической машине она выполняется.</w:t>
       </w:r>
     </w:p>
     <w:p>
       <w:pPr>
         <w:pStyle w:val="Heading1"/>
+        <w:widowControl/>
       </w:pPr>
       <w:r>
-        <w:t>Влияние на последующее развитие</w:t>
+        <w:t>Влияние на дальнейшее развитие</w:t>
       </w:r>
     </w:p>
     <w:p>
       <w:pPr>
-        <w:keepLines w:val="0"/>
+        <w:widowControl/>
       </w:pPr>
       <w:r>
-        <w:t>Потоковое видео, мобильные приложения, обучение искусственного интеллекта и удалённая работа опираются на облачные мощности. Контейнеры и бессерверные вычисления стали следующими способами упаковывать и запускать программы.</w:t>
-      </w:r>
-    </w:p>
-    <w:p>
-      <w:pPr>
-        <w:keepLines w:val="0"/>
-      </w:pPr>
-      <w:r>
-        <w:t>Некоторые организации используют несколько облаков или возвращают часть задач на собственные серверы из-за стоимости и требований закона. Возникли вопросы управления: где находятся данные и кто может получить к ним доступ. Периферийные вычисления переносят часть облачных возможностей ближе к пользователю.</w:t>
+        <w:t>Потоковое видео, мобильные приложения, обучение искусственного интеллекта и удалённая работа используют облачные мощности. Контейнеры и «бессерверные» инструменты, скрывающие управление серверами от разработчика, — новые формы упаковки. Некоторые организации смешивают облака или возвращают работу к себе ради цены и закона. Встают вопросы местонахождения данных и права их изъятия. Периферийные вычисления приближают часть мощностей к пользователю.</w:t>
       </w:r>
     </w:p>
     <w:p>
       <w:pPr>
         <w:pStyle w:val="Heading1"/>
+        <w:widowControl/>
       </w:pPr>
       <w:r>
-        <w:t>Как это изменило жизнь людей</w:t>
+        <w:t>Как изменило жизнь людей</w:t>
       </w:r>
     </w:p>
     <w:p>
       <w:pPr>
-        <w:keepLines w:val="0"/>
+        <w:widowControl/>
       </w:pPr>
       <w:r>
-        <w:t>Пользователи получили приложения, которые синхронизируются между устройствами, и услуги, кажущиеся невесомыми. Бизнес приобрёл скорость и ежемесячный счёт вместо многолетнего проекта по строительству инфраструктуры. Работа с облачными платформами стала отдельной профессией, а многие местные серверные исчезли.</w:t>
-      </w:r>
-    </w:p>
-    <w:p>
-      <w:pPr>
-        <w:keepLines w:val="0"/>
-      </w:pPr>
-      <w:r>
-        <w:t>Общество всё сильнее зависит от нескольких крупных комплексов, где непрерывно гудят тысячи машин. Удобство и концентрация власти пришли одновременно.</w:t>
+        <w:t>Люди получили синхронизацию устройств и кажущиеся невесомыми услуги. Бизнес получил возможность быстрее запускать проекты и оплачивать услуги ежемесячно вместо крупных вложений в собственную инфраструктуру. Возникли облачные профессии, исчезали местные серверные. Общество сильнее зависит от нескольких комплексов гудящих машин. Удобство пришло вместе с концентрацией.</w:t>
       </w:r>
     </w:p>
     <w:p>
       <w:pPr>
         <w:pStyle w:val="Heading1"/>
+        <w:widowControl/>
       </w:pPr>
       <w:r>
         <w:t>Источники и литература</w:t>
@@ -286,132 +211,139 @@
     <w:p>
       <w:pPr>
         <w:pStyle w:val="Heading2"/>
+        <w:widowControl/>
       </w:pPr>
       <w:r>
-        <w:t>C. Материалы научных учреждений и энциклопедий</w:t>
+        <w:rPr>
+          <w:sz w:val="20"/>
+        </w:rPr>
+        <w:t>Материалы организаций и энциклопедии</w:t>
       </w:r>
     </w:p>
     <w:p>
       <w:pPr>
-        <w:keepLines/>
-        <w:spacing w:after="80" w:line="300" w:lineRule="auto"/>
-        <w:numPr>
-          <w:ilvl w:val="0"/>
-          <w:numId w:val="11"/>
-        </w:numPr>
+        <w:widowControl/>
       </w:pPr>
       <w:r>
-        <w:t xml:space="preserve">Encyclopaedia Britannica. «Cloud computing». </w:t>
+        <w:rPr>
+          <w:sz w:val="20"/>
+        </w:rPr>
+        <w:t xml:space="preserve">1. Encyclopaedia Britannica. 'Cloud computing.' </w:t>
       </w:r>
+      <w:hyperlink r:id="rId9">
+        <w:r>
+          <w:rPr>
+            <w:sz w:val="20"/>
+          </w:rPr>
+          <w:t>https://www.britannica.com/technology/cloud-computing</w:t>
+        </w:r>
+      </w:hyperlink>
       <w:r>
-        <w:t xml:space="preserve"> </w:t>
+        <w:rPr>
+          <w:sz w:val="20"/>
+        </w:rPr>
+      </w:r>
+    </w:p>
+    <w:p>
+      <w:pPr>
+        <w:widowControl/>
+      </w:pPr>
+      <w:r>
+        <w:rPr>
+          <w:sz w:val="20"/>
+        </w:rPr>
+        <w:t xml:space="preserve">2. Amazon Web Services. 'What is cloud computing?' </w:t>
+      </w:r>
+      <w:hyperlink r:id="rId10">
+        <w:r>
+          <w:rPr>
+            <w:sz w:val="20"/>
+          </w:rPr>
+          <w:t>https://aws.amazon.com/what-is-cloud-computing/</w:t>
+        </w:r>
+      </w:hyperlink>
+      <w:r>
+        <w:rPr>
+          <w:sz w:val="20"/>
+        </w:rPr>
+      </w:r>
+    </w:p>
+    <w:p>
+      <w:pPr>
+        <w:pStyle w:val="Heading2"/>
+        <w:widowControl/>
+      </w:pPr>
+      <w:r>
+        <w:rPr>
+          <w:sz w:val="20"/>
+        </w:rPr>
+        <w:t>Профессиональные общества и организации по стандартизации</w:t>
+      </w:r>
+    </w:p>
+    <w:p>
+      <w:pPr>
+        <w:widowControl/>
+      </w:pPr>
+      <w:r>
+        <w:rPr>
+          <w:sz w:val="20"/>
+        </w:rPr>
+        <w:t xml:space="preserve">1. NIST. Special Publication 800-145: The NIST Definition of Cloud Computing. </w:t>
       </w:r>
       <w:hyperlink r:id="rId11">
         <w:r>
           <w:rPr>
-            <w:color w:val="0563C1"/>
-            <w:u w:val="single"/>
+            <w:sz w:val="20"/>
           </w:rPr>
-          <w:t>https://www.britannica.com/technology/cloud-computing</w:t>
+          <w:t>https://csrc.nist.gov/publications/detail/sp/800-145/final</w:t>
         </w:r>
       </w:hyperlink>
+      <w:r>
+        <w:rPr>
+          <w:sz w:val="20"/>
+        </w:rPr>
+      </w:r>
     </w:p>
     <w:p>
       <w:pPr>
-        <w:keepLines/>
-        <w:spacing w:after="80" w:line="300" w:lineRule="auto"/>
-        <w:numPr>
-          <w:ilvl w:val="0"/>
-          <w:numId w:val="11"/>
-        </w:numPr>
+        <w:pStyle w:val="Heading2"/>
+        <w:widowControl/>
       </w:pPr>
       <w:r>
-        <w:t xml:space="preserve">Amazon Web Services. «What is cloud computing?». </w:t>
+        <w:rPr>
+          <w:sz w:val="20"/>
+        </w:rPr>
+        <w:t>Пресса, научно-популярные и справочные материалы</w:t>
       </w:r>
+    </w:p>
+    <w:p>
+      <w:pPr>
+        <w:widowControl/>
+      </w:pPr>
       <w:r>
-        <w:t xml:space="preserve"> </w:t>
+        <w:rPr>
+          <w:sz w:val="20"/>
+        </w:rPr>
+        <w:t xml:space="preserve">1. Microsoft Learn. Azure cloud adoption concepts. </w:t>
       </w:r>
       <w:hyperlink r:id="rId12">
         <w:r>
           <w:rPr>
-            <w:color w:val="0563C1"/>
-            <w:u w:val="single"/>
-          </w:rPr>
-          <w:t>https://aws.amazon.com/what-is-cloud-computing/</w:t>
-        </w:r>
-      </w:hyperlink>
-    </w:p>
-    <w:p>
-      <w:pPr>
-        <w:pStyle w:val="Heading2"/>
-      </w:pPr>
-      <w:r>
-        <w:t>H. Профессиональные общества и органы стандартизации</w:t>
-      </w:r>
-    </w:p>
-    <w:p>
-      <w:pPr>
-        <w:keepLines/>
-        <w:spacing w:after="80" w:line="300" w:lineRule="auto"/>
-        <w:numPr>
-          <w:ilvl w:val="0"/>
-          <w:numId w:val="12"/>
-        </w:numPr>
-      </w:pPr>
-      <w:r>
-        <w:t xml:space="preserve">NIST. Специальная публикация 800-145: определение облачных вычислений NIST. </w:t>
-      </w:r>
-      <w:r>
-        <w:t xml:space="preserve"> </w:t>
-      </w:r>
-      <w:hyperlink r:id="rId13">
-        <w:r>
-          <w:rPr>
-            <w:color w:val="0563C1"/>
-            <w:u w:val="single"/>
-          </w:rPr>
-          <w:t>https://csrc.nist.gov/publications/detail/sp/800-145/final</w:t>
-        </w:r>
-      </w:hyperlink>
-    </w:p>
-    <w:p>
-      <w:pPr>
-        <w:pStyle w:val="Heading2"/>
-      </w:pPr>
-      <w:r>
-        <w:t>J. Пресса, популярная наука и общие справочные материалы</w:t>
-      </w:r>
-    </w:p>
-    <w:p>
-      <w:pPr>
-        <w:keepLines/>
-        <w:spacing w:after="80" w:line="300" w:lineRule="auto"/>
-        <w:numPr>
-          <w:ilvl w:val="0"/>
-          <w:numId w:val="13"/>
-        </w:numPr>
-      </w:pPr>
-      <w:r>
-        <w:t xml:space="preserve">Microsoft Learn. Основные понятия внедрения облачных технологий Azure. </w:t>
-      </w:r>
-      <w:r>
-        <w:t xml:space="preserve"> </w:t>
-      </w:r>
-      <w:hyperlink r:id="rId14">
-        <w:r>
-          <w:rPr>
-            <w:color w:val="0563C1"/>
-            <w:u w:val="single"/>
+            <w:sz w:val="20"/>
           </w:rPr>
           <w:t>https://learn.microsoft.com/en-us/azure/cloud-adoption-framework/</w:t>
         </w:r>
       </w:hyperlink>
+      <w:r>
+        <w:rPr>
+          <w:sz w:val="20"/>
+        </w:rPr>
+      </w:r>
     </w:p>
     <w:sectPr>
-      <w:headerReference w:type="default" r:id="rId9"/>
-      <w:footerReference w:type="default" r:id="rId10"/>
-      <w:pgSz w:w="12240" w:h="15840"/>
-      <w:pgMar w:top="1440" w:right="1440" w:bottom="1440" w:left="1440" w:header="708" w:footer="708" w:gutter="0"/>
+      <w:footerReference w:type="default" r:id="rId13"/>
+      <w:pgSz w:w="11906" w:h="16838"/>
+      <w:pgMar w:top="1020" w:right="1134" w:bottom="1020" w:left="1134" w:header="720" w:footer="720" w:gutter="0"/>
       <w:cols w:space="720"/>
       <w:docGrid w:linePitch="360"/>
     </w:sectPr>
@@ -424,60 +356,11 @@
   <w:p>
     <w:pPr>
       <w:pStyle w:val="Footer"/>
-      <w:spacing w:before="0" w:after="0"/>
       <w:jc w:val="right"/>
     </w:pPr>
-    <w:r>
-      <w:rPr>
-        <w:rFonts w:ascii="Calibri" w:hAnsi="Calibri" w:cs="Calibri"/>
-        <w:color w:val="666666"/>
-        <w:sz w:val="18"/>
-      </w:rPr>
-      <w:t xml:space="preserve">Страница </w:t>
-    </w:r>
-    <w:r>
-      <w:rPr>
-        <w:rFonts w:ascii="Calibri" w:hAnsi="Calibri" w:cs="Calibri"/>
-        <w:color w:val="666666"/>
-        <w:sz w:val="18"/>
-      </w:rPr>
-      <w:fldChar w:fldCharType="begin"/>
-      <w:instrText xml:space="preserve"> PAGE </w:instrText>
-      <w:fldChar w:fldCharType="separate"/>
-      <w:t>1</w:t>
-      <w:fldChar w:fldCharType="end"/>
-    </w:r>
+    <w:fldSimple w:instr="PAGE"/>
   </w:p>
 </w:ftr>
-</file>
-
-<file path=word/header1.xml><?xml version="1.0" encoding="utf-8"?>
-<w:hdr xmlns:m="http://schemas.openxmlformats.org/officeDocument/2006/math" xmlns:mc="http://schemas.openxmlformats.org/markup-compatibility/2006" xmlns:mo="http://schemas.microsoft.com/office/mac/office/2008/main" xmlns:mv="urn:schemas-microsoft-com:mac:vml" xmlns:o="urn:schemas-microsoft-com:office:office" xmlns:r="http://schemas.openxmlformats.org/officeDocument/2006/relationships" xmlns:v="urn:schemas-microsoft-com:vml" xmlns:w10="urn:schemas-microsoft-com:office:word" xmlns:w14="http://schemas.microsoft.com/office/word/2010/wordml" xmlns:w="http://schemas.openxmlformats.org/wordprocessingml/2006/main" xmlns:wne="http://schemas.microsoft.com/office/word/2006/wordml" xmlns:wp14="http://schemas.microsoft.com/office/word/2010/wordprocessingDrawing" xmlns:wp="http://schemas.openxmlformats.org/drawingml/2006/wordprocessingDrawing" xmlns:wpc="http://schemas.microsoft.com/office/word/2010/wordprocessingCanvas" xmlns:wpg="http://schemas.microsoft.com/office/word/2010/wordprocessingGroup" xmlns:wpi="http://schemas.microsoft.com/office/word/2010/wordprocessingInk" xmlns:wps="http://schemas.microsoft.com/office/word/2010/wordprocessingShape" mc:Ignorable="w14 wp14">
-  <w:p>
-    <w:pPr>
-      <w:pStyle w:val="Header"/>
-      <w:spacing w:after="0"/>
-      <w:jc w:val="left"/>
-    </w:pPr>
-    <w:r>
-      <w:rPr>
-        <w:rFonts w:ascii="Calibri" w:hAnsi="Calibri" w:cs="Calibri"/>
-        <w:b/>
-        <w:color w:val="666666"/>
-        <w:sz w:val="18"/>
-      </w:rPr>
-      <w:t>Открытия и изобретения</w:t>
-    </w:r>
-    <w:r>
-      <w:rPr>
-        <w:rFonts w:ascii="Calibri" w:hAnsi="Calibri" w:cs="Calibri"/>
-        <w:color w:val="666666"/>
-        <w:sz w:val="18"/>
-      </w:rPr>
-      <w:t xml:space="preserve">    |    6. Цифровые технологии, космос и связь</w:t>
-    </w:r>
-  </w:p>
-</w:hdr>
 </file>
 
 <file path=word/numbering.xml><?xml version="1.0" encoding="utf-8"?>
@@ -680,78 +563,6 @@
   <w:num w:numId="9">
     <w:abstractNumId w:val="0"/>
   </w:num>
-  <w:abstractNum w:abstractNumId="9">
-    <w:multiLevelType w:val="singleLevel"/>
-    <w:lvl w:ilvl="0">
-      <w:start w:val="1"/>
-      <w:numFmt w:val="bullet"/>
-      <w:lvlText w:val="•"/>
-      <w:lvlJc w:val="left"/>
-      <w:pPr>
-        <w:tabs>
-          <w:tab w:val="num" w:pos="540"/>
-        </w:tabs>
-        <w:ind w:left="540" w:hanging="270"/>
-      </w:pPr>
-    </w:lvl>
-  </w:abstractNum>
-  <w:num w:numId="10">
-    <w:abstractNumId w:val="9"/>
-  </w:num>
-  <w:abstractNum w:abstractNumId="10">
-    <w:multiLevelType w:val="singleLevel"/>
-    <w:lvl w:ilvl="0">
-      <w:start w:val="1"/>
-      <w:numFmt w:val="decimal"/>
-      <w:lvlText w:val="%1."/>
-      <w:lvlJc w:val="left"/>
-      <w:pPr>
-        <w:tabs>
-          <w:tab w:val="num" w:pos="540"/>
-        </w:tabs>
-        <w:ind w:left="540" w:hanging="270"/>
-      </w:pPr>
-    </w:lvl>
-  </w:abstractNum>
-  <w:num w:numId="11">
-    <w:abstractNumId w:val="10"/>
-  </w:num>
-  <w:abstractNum w:abstractNumId="11">
-    <w:multiLevelType w:val="singleLevel"/>
-    <w:lvl w:ilvl="0">
-      <w:start w:val="1"/>
-      <w:numFmt w:val="decimal"/>
-      <w:lvlText w:val="%1."/>
-      <w:lvlJc w:val="left"/>
-      <w:pPr>
-        <w:tabs>
-          <w:tab w:val="num" w:pos="540"/>
-        </w:tabs>
-        <w:ind w:left="540" w:hanging="270"/>
-      </w:pPr>
-    </w:lvl>
-  </w:abstractNum>
-  <w:num w:numId="12">
-    <w:abstractNumId w:val="11"/>
-  </w:num>
-  <w:abstractNum w:abstractNumId="12">
-    <w:multiLevelType w:val="singleLevel"/>
-    <w:lvl w:ilvl="0">
-      <w:start w:val="1"/>
-      <w:numFmt w:val="decimal"/>
-      <w:lvlText w:val="%1."/>
-      <w:lvlJc w:val="left"/>
-      <w:pPr>
-        <w:tabs>
-          <w:tab w:val="num" w:pos="540"/>
-        </w:tabs>
-        <w:ind w:left="540" w:hanging="270"/>
-      </w:pPr>
-    </w:lvl>
-  </w:abstractNum>
-  <w:num w:numId="13">
-    <w:abstractNumId w:val="12"/>
-  </w:num>
 </w:numbering>
 </file>
 
@@ -760,7 +571,7 @@
   <w:docDefaults>
     <w:rPrDefault>
       <w:rPr>
-        <w:rFonts w:asciiTheme="minorHAnsi" w:eastAsiaTheme="minorEastAsia" w:hAnsiTheme="minorHAnsi" w:cstheme="minorBidi"/>
+        <w:rFonts/>
         <w:sz w:val="22"/>
         <w:szCs w:val="22"/>
         <w:lang w:val="en-US" w:eastAsia="en-US" w:bidi="ar-SA"/>
@@ -916,12 +727,13 @@
     <w:qFormat/>
     <w:rsid w:val="00FC693F"/>
     <w:pPr>
-      <w:widowControl/>
-      <w:spacing w:before="0" w:after="120" w:line="300" w:lineRule="auto"/>
+      <w:spacing w:after="120" w:line="259" w:lineRule="auto"/>
     </w:pPr>
     <w:rPr>
-      <w:rFonts w:ascii="Calibri" w:hAnsi="Calibri" w:cs="Calibri"/>
-      <w:sz w:val="22"/>
+      <w:rFonts w:ascii="Times New Roman" w:hAnsi="Times New Roman"/>
+      <w:color w:val="000000"/>
+      <w:sz w:val="24"/>
+      <w:lang w:val="ru-RU"/>
     </w:rPr>
   </w:style>
   <w:style w:type="paragraph" w:styleId="Header">
@@ -979,16 +791,17 @@
     <w:pPr>
       <w:keepNext/>
       <w:keepLines/>
-      <w:spacing w:before="360" w:after="200"/>
+      <w:spacing w:before="480" w:after="120" w:line="259" w:lineRule="auto"/>
       <w:outlineLvl w:val="0"/>
     </w:pPr>
     <w:rPr>
-      <w:rFonts w:asciiTheme="majorHAnsi" w:eastAsiaTheme="majorEastAsia" w:hAnsiTheme="majorHAnsi" w:cstheme="majorBidi" w:ascii="Calibri" w:hAnsi="Calibri" w:cs="Calibri"/>
+      <w:rFonts w:ascii="Times New Roman" w:hAnsi="Times New Roman"/>
       <w:b/>
       <w:bCs/>
-      <w:color w:val="2E74B5"/>
-      <w:sz w:val="32"/>
+      <w:color w:val="000000"/>
+      <w:sz w:val="26"/>
       <w:szCs w:val="28"/>
+      <w:lang w:val="ru-RU"/>
     </w:rPr>
   </w:style>
   <w:style w:type="paragraph" w:styleId="Heading2">
@@ -1003,16 +816,17 @@
     <w:pPr>
       <w:keepNext/>
       <w:keepLines/>
-      <w:spacing w:before="280" w:after="140"/>
+      <w:spacing w:before="200" w:after="120" w:line="259" w:lineRule="auto"/>
       <w:outlineLvl w:val="1"/>
     </w:pPr>
     <w:rPr>
-      <w:rFonts w:asciiTheme="majorHAnsi" w:eastAsiaTheme="majorEastAsia" w:hAnsiTheme="majorHAnsi" w:cstheme="majorBidi" w:ascii="Calibri" w:hAnsi="Calibri" w:cs="Calibri"/>
+      <w:rFonts w:ascii="Times New Roman" w:hAnsi="Times New Roman"/>
       <w:b/>
       <w:bCs/>
-      <w:color w:val="2E74B5"/>
+      <w:color w:val="000000"/>
       <w:sz w:val="26"/>
       <w:szCs w:val="26"/>
+      <w:lang w:val="ru-RU"/>
     </w:rPr>
   </w:style>
   <w:style w:type="paragraph" w:styleId="Heading3">
@@ -1027,15 +841,14 @@
     <w:pPr>
       <w:keepNext/>
       <w:keepLines/>
-      <w:spacing w:before="200" w:after="100"/>
+      <w:spacing w:before="200" w:after="0"/>
       <w:outlineLvl w:val="2"/>
     </w:pPr>
     <w:rPr>
-      <w:rFonts w:asciiTheme="majorHAnsi" w:eastAsiaTheme="majorEastAsia" w:hAnsiTheme="majorHAnsi" w:cstheme="majorBidi" w:ascii="Calibri" w:hAnsi="Calibri" w:cs="Calibri"/>
+      <w:rFonts/>
       <w:b/>
       <w:bCs/>
-      <w:color w:val="1F4D78"/>
-      <w:sz w:val="24"/>
+      <w:color w:val="4F81BD" w:themeColor="accent1"/>
     </w:rPr>
   </w:style>
   <w:style w:type="paragraph" w:styleId="Heading4">
@@ -1055,7 +868,7 @@
       <w:outlineLvl w:val="3"/>
     </w:pPr>
     <w:rPr>
-      <w:rFonts w:asciiTheme="majorHAnsi" w:eastAsiaTheme="majorEastAsia" w:hAnsiTheme="majorHAnsi" w:cstheme="majorBidi"/>
+      <w:rFonts/>
       <w:b/>
       <w:bCs/>
       <w:i/>
@@ -1080,7 +893,7 @@
       <w:outlineLvl w:val="4"/>
     </w:pPr>
     <w:rPr>
-      <w:rFonts w:asciiTheme="majorHAnsi" w:eastAsiaTheme="majorEastAsia" w:hAnsiTheme="majorHAnsi" w:cstheme="majorBidi"/>
+      <w:rFonts/>
       <w:color w:val="243F60" w:themeColor="accent1" w:themeShade="7F"/>
     </w:rPr>
   </w:style>
@@ -1101,7 +914,7 @@
       <w:outlineLvl w:val="5"/>
     </w:pPr>
     <w:rPr>
-      <w:rFonts w:asciiTheme="majorHAnsi" w:eastAsiaTheme="majorEastAsia" w:hAnsiTheme="majorHAnsi" w:cstheme="majorBidi"/>
+      <w:rFonts/>
       <w:i/>
       <w:iCs/>
       <w:color w:val="243F60" w:themeColor="accent1" w:themeShade="7F"/>
@@ -1124,7 +937,7 @@
       <w:outlineLvl w:val="6"/>
     </w:pPr>
     <w:rPr>
-      <w:rFonts w:asciiTheme="majorHAnsi" w:eastAsiaTheme="majorEastAsia" w:hAnsiTheme="majorHAnsi" w:cstheme="majorBidi"/>
+      <w:rFonts/>
       <w:i/>
       <w:iCs/>
       <w:color w:val="404040" w:themeColor="text1" w:themeTint="BF"/>
@@ -1147,7 +960,7 @@
       <w:outlineLvl w:val="7"/>
     </w:pPr>
     <w:rPr>
-      <w:rFonts w:asciiTheme="majorHAnsi" w:eastAsiaTheme="majorEastAsia" w:hAnsiTheme="majorHAnsi" w:cstheme="majorBidi"/>
+      <w:rFonts/>
       <w:color w:val="4F81BD" w:themeColor="accent1"/>
       <w:sz w:val="20"/>
       <w:szCs w:val="20"/>
@@ -1170,7 +983,7 @@
       <w:outlineLvl w:val="8"/>
     </w:pPr>
     <w:rPr>
-      <w:rFonts w:asciiTheme="majorHAnsi" w:eastAsiaTheme="majorEastAsia" w:hAnsiTheme="majorHAnsi" w:cstheme="majorBidi"/>
+      <w:rFonts/>
       <w:i/>
       <w:iCs/>
       <w:color w:val="404040" w:themeColor="text1" w:themeTint="BF"/>
@@ -1221,7 +1034,7 @@
     <w:uiPriority w:val="9"/>
     <w:rsid w:val="00FC693F"/>
     <w:rPr>
-      <w:rFonts w:asciiTheme="majorHAnsi" w:eastAsiaTheme="majorEastAsia" w:hAnsiTheme="majorHAnsi" w:cstheme="majorBidi"/>
+      <w:rFonts/>
       <w:b/>
       <w:bCs/>
       <w:color w:val="365F91" w:themeColor="accent1" w:themeShade="BF"/>
@@ -1236,7 +1049,7 @@
     <w:uiPriority w:val="9"/>
     <w:rsid w:val="00FC693F"/>
     <w:rPr>
-      <w:rFonts w:asciiTheme="majorHAnsi" w:eastAsiaTheme="majorEastAsia" w:hAnsiTheme="majorHAnsi" w:cstheme="majorBidi"/>
+      <w:rFonts/>
       <w:b/>
       <w:bCs/>
       <w:color w:val="4F81BD" w:themeColor="accent1"/>
@@ -1251,7 +1064,7 @@
     <w:uiPriority w:val="9"/>
     <w:rsid w:val="00FC693F"/>
     <w:rPr>
-      <w:rFonts w:asciiTheme="majorHAnsi" w:eastAsiaTheme="majorEastAsia" w:hAnsiTheme="majorHAnsi" w:cstheme="majorBidi"/>
+      <w:rFonts/>
       <w:b/>
       <w:bCs/>
       <w:color w:val="4F81BD" w:themeColor="accent1"/>
@@ -1266,19 +1079,17 @@
     <w:qFormat/>
     <w:rsid w:val="00FC693F"/>
     <w:pPr>
-      <w:pBdr>
-        <w:bottom w:val="single" w:sz="8" w:space="4" w:color="4F81BD" w:themeColor="accent1"/>
-      </w:pBdr>
-      <w:spacing w:after="300" w:line="240" w:lineRule="auto"/>
+      <w:spacing w:after="120" w:line="259" w:lineRule="auto"/>
       <w:contextualSpacing/>
     </w:pPr>
     <w:rPr>
-      <w:rFonts w:asciiTheme="majorHAnsi" w:eastAsiaTheme="majorEastAsia" w:hAnsiTheme="majorHAnsi" w:cstheme="majorBidi"/>
-      <w:color w:val="17365D" w:themeColor="text2" w:themeShade="BF"/>
+      <w:rFonts w:ascii="Times New Roman" w:hAnsi="Times New Roman"/>
+      <w:color w:val="000000"/>
       <w:spacing w:val="5"/>
       <w:kern w:val="28"/>
-      <w:sz w:val="52"/>
+      <w:sz w:val="40"/>
       <w:szCs w:val="52"/>
+      <w:lang w:val="ru-RU"/>
     </w:rPr>
   </w:style>
   <w:style w:type="character" w:customStyle="1" w:styleId="TitleChar">
@@ -1288,7 +1099,7 @@
     <w:uiPriority w:val="10"/>
     <w:rsid w:val="00FC693F"/>
     <w:rPr>
-      <w:rFonts w:asciiTheme="majorHAnsi" w:eastAsiaTheme="majorEastAsia" w:hAnsiTheme="majorHAnsi" w:cstheme="majorBidi"/>
+      <w:rFonts/>
       <w:color w:val="17365D" w:themeColor="text2" w:themeShade="BF"/>
       <w:spacing w:val="5"/>
       <w:kern w:val="28"/>
@@ -1310,7 +1121,7 @@
       </w:numPr>
     </w:pPr>
     <w:rPr>
-      <w:rFonts w:asciiTheme="majorHAnsi" w:eastAsiaTheme="majorEastAsia" w:hAnsiTheme="majorHAnsi" w:cstheme="majorBidi"/>
+      <w:rFonts/>
       <w:i/>
       <w:iCs/>
       <w:color w:val="4F81BD" w:themeColor="accent1"/>
@@ -1326,7 +1137,7 @@
     <w:uiPriority w:val="11"/>
     <w:rsid w:val="00FC693F"/>
     <w:rPr>
-      <w:rFonts w:asciiTheme="majorHAnsi" w:eastAsiaTheme="majorEastAsia" w:hAnsiTheme="majorHAnsi" w:cstheme="majorBidi"/>
+      <w:rFonts/>
       <w:i/>
       <w:iCs/>
       <w:color w:val="4F81BD" w:themeColor="accent1"/>
@@ -1451,8 +1262,15 @@
       <w:numPr>
         <w:numId w:val="1"/>
       </w:numPr>
+      <w:spacing w:after="120" w:line="259" w:lineRule="auto"/>
       <w:contextualSpacing/>
     </w:pPr>
+    <w:rPr>
+      <w:rFonts w:ascii="Times New Roman" w:hAnsi="Times New Roman"/>
+      <w:color w:val="000000"/>
+      <w:sz w:val="24"/>
+      <w:lang w:val="ru-RU"/>
+    </w:rPr>
   </w:style>
   <w:style w:type="paragraph" w:styleId="ListBullet2">
     <w:name w:val="List Bullet 2"/>
@@ -1624,7 +1442,7 @@
     <w:semiHidden/>
     <w:rsid w:val="00FC693F"/>
     <w:rPr>
-      <w:rFonts w:asciiTheme="majorHAnsi" w:eastAsiaTheme="majorEastAsia" w:hAnsiTheme="majorHAnsi" w:cstheme="majorBidi"/>
+      <w:rFonts/>
       <w:b/>
       <w:bCs/>
       <w:i/>
@@ -1640,7 +1458,7 @@
     <w:semiHidden/>
     <w:rsid w:val="00FC693F"/>
     <w:rPr>
-      <w:rFonts w:asciiTheme="majorHAnsi" w:eastAsiaTheme="majorEastAsia" w:hAnsiTheme="majorHAnsi" w:cstheme="majorBidi"/>
+      <w:rFonts/>
       <w:color w:val="243F60" w:themeColor="accent1" w:themeShade="7F"/>
     </w:rPr>
   </w:style>
@@ -1652,7 +1470,7 @@
     <w:semiHidden/>
     <w:rsid w:val="00FC693F"/>
     <w:rPr>
-      <w:rFonts w:asciiTheme="majorHAnsi" w:eastAsiaTheme="majorEastAsia" w:hAnsiTheme="majorHAnsi" w:cstheme="majorBidi"/>
+      <w:rFonts/>
       <w:i/>
       <w:iCs/>
       <w:color w:val="243F60" w:themeColor="accent1" w:themeShade="7F"/>
@@ -1666,7 +1484,7 @@
     <w:semiHidden/>
     <w:rsid w:val="00FC693F"/>
     <w:rPr>
-      <w:rFonts w:asciiTheme="majorHAnsi" w:eastAsiaTheme="majorEastAsia" w:hAnsiTheme="majorHAnsi" w:cstheme="majorBidi"/>
+      <w:rFonts/>
       <w:i/>
       <w:iCs/>
       <w:color w:val="404040" w:themeColor="text1" w:themeTint="BF"/>
@@ -1680,7 +1498,7 @@
     <w:semiHidden/>
     <w:rsid w:val="00FC693F"/>
     <w:rPr>
-      <w:rFonts w:asciiTheme="majorHAnsi" w:eastAsiaTheme="majorEastAsia" w:hAnsiTheme="majorHAnsi" w:cstheme="majorBidi"/>
+      <w:rFonts/>
       <w:color w:val="4F81BD" w:themeColor="accent1"/>
       <w:sz w:val="20"/>
       <w:szCs w:val="20"/>
@@ -1694,7 +1512,7 @@
     <w:semiHidden/>
     <w:rsid w:val="00FC693F"/>
     <w:rPr>
-      <w:rFonts w:asciiTheme="majorHAnsi" w:eastAsiaTheme="majorEastAsia" w:hAnsiTheme="majorHAnsi" w:cstheme="majorBidi"/>
+      <w:rFonts/>
       <w:i/>
       <w:iCs/>
       <w:color w:val="404040" w:themeColor="text1" w:themeTint="BF"/>
@@ -1753,9 +1571,6 @@
     <w:qFormat/>
     <w:rsid w:val="00FC693F"/>
     <w:pPr>
-      <w:pBdr>
-        <w:bottom w:val="single" w:sz="4" w:space="4" w:color="4F81BD" w:themeColor="accent1"/>
-      </w:pBdr>
       <w:spacing w:before="200" w:after="280"/>
       <w:ind w:left="936" w:right="936"/>
     </w:pPr>
@@ -3283,7 +3098,7 @@
         <w:spacing w:before="0" w:after="0" w:line="240" w:lineRule="auto"/>
       </w:pPr>
       <w:rPr>
-        <w:rFonts w:asciiTheme="majorHAnsi" w:eastAsiaTheme="majorEastAsia" w:hAnsiTheme="majorHAnsi" w:cstheme="majorBidi"/>
+        <w:rFonts/>
         <w:b/>
         <w:bCs/>
       </w:rPr>
@@ -3304,7 +3119,7 @@
         <w:spacing w:before="0" w:after="0" w:line="240" w:lineRule="auto"/>
       </w:pPr>
       <w:rPr>
-        <w:rFonts w:asciiTheme="majorHAnsi" w:eastAsiaTheme="majorEastAsia" w:hAnsiTheme="majorHAnsi" w:cstheme="majorBidi"/>
+        <w:rFonts/>
         <w:b/>
         <w:bCs/>
       </w:rPr>
@@ -3322,14 +3137,14 @@
     </w:tblStylePr>
     <w:tblStylePr w:type="firstCol">
       <w:rPr>
-        <w:rFonts w:asciiTheme="majorHAnsi" w:eastAsiaTheme="majorEastAsia" w:hAnsiTheme="majorHAnsi" w:cstheme="majorBidi"/>
+        <w:rFonts/>
         <w:b/>
         <w:bCs/>
       </w:rPr>
     </w:tblStylePr>
     <w:tblStylePr w:type="lastCol">
       <w:rPr>
-        <w:rFonts w:asciiTheme="majorHAnsi" w:eastAsiaTheme="majorEastAsia" w:hAnsiTheme="majorHAnsi" w:cstheme="majorBidi"/>
+        <w:rFonts/>
         <w:b/>
         <w:bCs/>
       </w:rPr>
@@ -3413,7 +3228,7 @@
         <w:spacing w:before="0" w:after="0" w:line="240" w:lineRule="auto"/>
       </w:pPr>
       <w:rPr>
-        <w:rFonts w:asciiTheme="majorHAnsi" w:eastAsiaTheme="majorEastAsia" w:hAnsiTheme="majorHAnsi" w:cstheme="majorBidi"/>
+        <w:rFonts/>
         <w:b/>
         <w:bCs/>
       </w:rPr>
@@ -3434,7 +3249,7 @@
         <w:spacing w:before="0" w:after="0" w:line="240" w:lineRule="auto"/>
       </w:pPr>
       <w:rPr>
-        <w:rFonts w:asciiTheme="majorHAnsi" w:eastAsiaTheme="majorEastAsia" w:hAnsiTheme="majorHAnsi" w:cstheme="majorBidi"/>
+        <w:rFonts/>
         <w:b/>
         <w:bCs/>
       </w:rPr>
@@ -3452,14 +3267,14 @@
     </w:tblStylePr>
     <w:tblStylePr w:type="firstCol">
       <w:rPr>
-        <w:rFonts w:asciiTheme="majorHAnsi" w:eastAsiaTheme="majorEastAsia" w:hAnsiTheme="majorHAnsi" w:cstheme="majorBidi"/>
+        <w:rFonts/>
         <w:b/>
         <w:bCs/>
       </w:rPr>
     </w:tblStylePr>
     <w:tblStylePr w:type="lastCol">
       <w:rPr>
-        <w:rFonts w:asciiTheme="majorHAnsi" w:eastAsiaTheme="majorEastAsia" w:hAnsiTheme="majorHAnsi" w:cstheme="majorBidi"/>
+        <w:rFonts/>
         <w:b/>
         <w:bCs/>
       </w:rPr>
@@ -3543,7 +3358,7 @@
         <w:spacing w:before="0" w:after="0" w:line="240" w:lineRule="auto"/>
       </w:pPr>
       <w:rPr>
-        <w:rFonts w:asciiTheme="majorHAnsi" w:eastAsiaTheme="majorEastAsia" w:hAnsiTheme="majorHAnsi" w:cstheme="majorBidi"/>
+        <w:rFonts/>
         <w:b/>
         <w:bCs/>
       </w:rPr>
@@ -3564,7 +3379,7 @@
         <w:spacing w:before="0" w:after="0" w:line="240" w:lineRule="auto"/>
       </w:pPr>
       <w:rPr>
-        <w:rFonts w:asciiTheme="majorHAnsi" w:eastAsiaTheme="majorEastAsia" w:hAnsiTheme="majorHAnsi" w:cstheme="majorBidi"/>
+        <w:rFonts/>
         <w:b/>
         <w:bCs/>
       </w:rPr>
@@ -3582,14 +3397,14 @@
     </w:tblStylePr>
     <w:tblStylePr w:type="firstCol">
       <w:rPr>
-        <w:rFonts w:asciiTheme="majorHAnsi" w:eastAsiaTheme="majorEastAsia" w:hAnsiTheme="majorHAnsi" w:cstheme="majorBidi"/>
+        <w:rFonts/>
         <w:b/>
         <w:bCs/>
       </w:rPr>
     </w:tblStylePr>
     <w:tblStylePr w:type="lastCol">
       <w:rPr>
-        <w:rFonts w:asciiTheme="majorHAnsi" w:eastAsiaTheme="majorEastAsia" w:hAnsiTheme="majorHAnsi" w:cstheme="majorBidi"/>
+        <w:rFonts/>
         <w:b/>
         <w:bCs/>
       </w:rPr>
@@ -3673,7 +3488,7 @@
         <w:spacing w:before="0" w:after="0" w:line="240" w:lineRule="auto"/>
       </w:pPr>
       <w:rPr>
-        <w:rFonts w:asciiTheme="majorHAnsi" w:eastAsiaTheme="majorEastAsia" w:hAnsiTheme="majorHAnsi" w:cstheme="majorBidi"/>
+        <w:rFonts/>
         <w:b/>
         <w:bCs/>
       </w:rPr>
@@ -3694,7 +3509,7 @@
         <w:spacing w:before="0" w:after="0" w:line="240" w:lineRule="auto"/>
       </w:pPr>
       <w:rPr>
-        <w:rFonts w:asciiTheme="majorHAnsi" w:eastAsiaTheme="majorEastAsia" w:hAnsiTheme="majorHAnsi" w:cstheme="majorBidi"/>
+        <w:rFonts/>
         <w:b/>
         <w:bCs/>
       </w:rPr>
@@ -3712,14 +3527,14 @@
     </w:tblStylePr>
     <w:tblStylePr w:type="firstCol">
       <w:rPr>
-        <w:rFonts w:asciiTheme="majorHAnsi" w:eastAsiaTheme="majorEastAsia" w:hAnsiTheme="majorHAnsi" w:cstheme="majorBidi"/>
+        <w:rFonts/>
         <w:b/>
         <w:bCs/>
       </w:rPr>
     </w:tblStylePr>
     <w:tblStylePr w:type="lastCol">
       <w:rPr>
-        <w:rFonts w:asciiTheme="majorHAnsi" w:eastAsiaTheme="majorEastAsia" w:hAnsiTheme="majorHAnsi" w:cstheme="majorBidi"/>
+        <w:rFonts/>
         <w:b/>
         <w:bCs/>
       </w:rPr>
@@ -3803,7 +3618,7 @@
         <w:spacing w:before="0" w:after="0" w:line="240" w:lineRule="auto"/>
       </w:pPr>
       <w:rPr>
-        <w:rFonts w:asciiTheme="majorHAnsi" w:eastAsiaTheme="majorEastAsia" w:hAnsiTheme="majorHAnsi" w:cstheme="majorBidi"/>
+        <w:rFonts/>
         <w:b/>
         <w:bCs/>
       </w:rPr>
@@ -3824,7 +3639,7 @@
         <w:spacing w:before="0" w:after="0" w:line="240" w:lineRule="auto"/>
       </w:pPr>
       <w:rPr>
-        <w:rFonts w:asciiTheme="majorHAnsi" w:eastAsiaTheme="majorEastAsia" w:hAnsiTheme="majorHAnsi" w:cstheme="majorBidi"/>
+        <w:rFonts/>
         <w:b/>
         <w:bCs/>
       </w:rPr>
@@ -3842,14 +3657,14 @@
     </w:tblStylePr>
     <w:tblStylePr w:type="firstCol">
       <w:rPr>
-        <w:rFonts w:asciiTheme="majorHAnsi" w:eastAsiaTheme="majorEastAsia" w:hAnsiTheme="majorHAnsi" w:cstheme="majorBidi"/>
+        <w:rFonts/>
         <w:b/>
         <w:bCs/>
       </w:rPr>
     </w:tblStylePr>
     <w:tblStylePr w:type="lastCol">
       <w:rPr>
-        <w:rFonts w:asciiTheme="majorHAnsi" w:eastAsiaTheme="majorEastAsia" w:hAnsiTheme="majorHAnsi" w:cstheme="majorBidi"/>
+        <w:rFonts/>
         <w:b/>
         <w:bCs/>
       </w:rPr>
@@ -3933,7 +3748,7 @@
         <w:spacing w:before="0" w:after="0" w:line="240" w:lineRule="auto"/>
       </w:pPr>
       <w:rPr>
-        <w:rFonts w:asciiTheme="majorHAnsi" w:eastAsiaTheme="majorEastAsia" w:hAnsiTheme="majorHAnsi" w:cstheme="majorBidi"/>
+        <w:rFonts/>
         <w:b/>
         <w:bCs/>
       </w:rPr>
@@ -3954,7 +3769,7 @@
         <w:spacing w:before="0" w:after="0" w:line="240" w:lineRule="auto"/>
       </w:pPr>
       <w:rPr>
-        <w:rFonts w:asciiTheme="majorHAnsi" w:eastAsiaTheme="majorEastAsia" w:hAnsiTheme="majorHAnsi" w:cstheme="majorBidi"/>
+        <w:rFonts/>
         <w:b/>
         <w:bCs/>
       </w:rPr>
@@ -3972,14 +3787,14 @@
     </w:tblStylePr>
     <w:tblStylePr w:type="firstCol">
       <w:rPr>
-        <w:rFonts w:asciiTheme="majorHAnsi" w:eastAsiaTheme="majorEastAsia" w:hAnsiTheme="majorHAnsi" w:cstheme="majorBidi"/>
+        <w:rFonts/>
         <w:b/>
         <w:bCs/>
       </w:rPr>
     </w:tblStylePr>
     <w:tblStylePr w:type="lastCol">
       <w:rPr>
-        <w:rFonts w:asciiTheme="majorHAnsi" w:eastAsiaTheme="majorEastAsia" w:hAnsiTheme="majorHAnsi" w:cstheme="majorBidi"/>
+        <w:rFonts/>
         <w:b/>
         <w:bCs/>
       </w:rPr>
@@ -4063,7 +3878,7 @@
         <w:spacing w:before="0" w:after="0" w:line="240" w:lineRule="auto"/>
       </w:pPr>
       <w:rPr>
-        <w:rFonts w:asciiTheme="majorHAnsi" w:eastAsiaTheme="majorEastAsia" w:hAnsiTheme="majorHAnsi" w:cstheme="majorBidi"/>
+        <w:rFonts/>
         <w:b/>
         <w:bCs/>
       </w:rPr>
@@ -4084,7 +3899,7 @@
         <w:spacing w:before="0" w:after="0" w:line="240" w:lineRule="auto"/>
       </w:pPr>
       <w:rPr>
-        <w:rFonts w:asciiTheme="majorHAnsi" w:eastAsiaTheme="majorEastAsia" w:hAnsiTheme="majorHAnsi" w:cstheme="majorBidi"/>
+        <w:rFonts/>
         <w:b/>
         <w:bCs/>
       </w:rPr>
@@ -4102,14 +3917,14 @@
     </w:tblStylePr>
     <w:tblStylePr w:type="firstCol">
       <w:rPr>
-        <w:rFonts w:asciiTheme="majorHAnsi" w:eastAsiaTheme="majorEastAsia" w:hAnsiTheme="majorHAnsi" w:cstheme="majorBidi"/>
+        <w:rFonts/>
         <w:b/>
         <w:bCs/>
       </w:rPr>
     </w:tblStylePr>
     <w:tblStylePr w:type="lastCol">
       <w:rPr>
-        <w:rFonts w:asciiTheme="majorHAnsi" w:eastAsiaTheme="majorEastAsia" w:hAnsiTheme="majorHAnsi" w:cstheme="majorBidi"/>
+        <w:rFonts/>
         <w:b/>
         <w:bCs/>
       </w:rPr>
@@ -5974,7 +5789,7 @@
     </w:tblPr>
     <w:tblStylePr w:type="firstRow">
       <w:rPr>
-        <w:rFonts w:asciiTheme="majorHAnsi" w:eastAsiaTheme="majorEastAsia" w:hAnsiTheme="majorHAnsi" w:cstheme="majorBidi"/>
+        <w:rFonts/>
       </w:rPr>
       <w:tblPr/>
       <w:tcPr>
@@ -6058,7 +5873,7 @@
     </w:tblPr>
     <w:tblStylePr w:type="firstRow">
       <w:rPr>
-        <w:rFonts w:asciiTheme="majorHAnsi" w:eastAsiaTheme="majorEastAsia" w:hAnsiTheme="majorHAnsi" w:cstheme="majorBidi"/>
+        <w:rFonts/>
       </w:rPr>
       <w:tblPr/>
       <w:tcPr>
@@ -6142,7 +5957,7 @@
     </w:tblPr>
     <w:tblStylePr w:type="firstRow">
       <w:rPr>
-        <w:rFonts w:asciiTheme="majorHAnsi" w:eastAsiaTheme="majorEastAsia" w:hAnsiTheme="majorHAnsi" w:cstheme="majorBidi"/>
+        <w:rFonts/>
       </w:rPr>
       <w:tblPr/>
       <w:tcPr>
@@ -6226,7 +6041,7 @@
     </w:tblPr>
     <w:tblStylePr w:type="firstRow">
       <w:rPr>
-        <w:rFonts w:asciiTheme="majorHAnsi" w:eastAsiaTheme="majorEastAsia" w:hAnsiTheme="majorHAnsi" w:cstheme="majorBidi"/>
+        <w:rFonts/>
       </w:rPr>
       <w:tblPr/>
       <w:tcPr>
@@ -6310,7 +6125,7 @@
     </w:tblPr>
     <w:tblStylePr w:type="firstRow">
       <w:rPr>
-        <w:rFonts w:asciiTheme="majorHAnsi" w:eastAsiaTheme="majorEastAsia" w:hAnsiTheme="majorHAnsi" w:cstheme="majorBidi"/>
+        <w:rFonts/>
       </w:rPr>
       <w:tblPr/>
       <w:tcPr>
@@ -6394,7 +6209,7 @@
     </w:tblPr>
     <w:tblStylePr w:type="firstRow">
       <w:rPr>
-        <w:rFonts w:asciiTheme="majorHAnsi" w:eastAsiaTheme="majorEastAsia" w:hAnsiTheme="majorHAnsi" w:cstheme="majorBidi"/>
+        <w:rFonts/>
       </w:rPr>
       <w:tblPr/>
       <w:tcPr>
@@ -6478,7 +6293,7 @@
     </w:tblPr>
     <w:tblStylePr w:type="firstRow">
       <w:rPr>
-        <w:rFonts w:asciiTheme="majorHAnsi" w:eastAsiaTheme="majorEastAsia" w:hAnsiTheme="majorHAnsi" w:cstheme="majorBidi"/>
+        <w:rFonts/>
       </w:rPr>
       <w:tblPr/>
       <w:tcPr>
@@ -6543,7 +6358,7 @@
       <w:spacing w:after="0" w:line="240" w:lineRule="auto"/>
     </w:pPr>
     <w:rPr>
-      <w:rFonts w:asciiTheme="majorHAnsi" w:eastAsiaTheme="majorEastAsia" w:hAnsiTheme="majorHAnsi" w:cstheme="majorBidi"/>
+      <w:rFonts/>
       <w:color w:val="000000" w:themeColor="text1"/>
     </w:rPr>
     <w:tblPr>
@@ -6671,7 +6486,7 @@
       <w:spacing w:after="0" w:line="240" w:lineRule="auto"/>
     </w:pPr>
     <w:rPr>
-      <w:rFonts w:asciiTheme="majorHAnsi" w:eastAsiaTheme="majorEastAsia" w:hAnsiTheme="majorHAnsi" w:cstheme="majorBidi"/>
+      <w:rFonts/>
       <w:color w:val="000000" w:themeColor="text1"/>
     </w:rPr>
     <w:tblPr>
@@ -6799,7 +6614,7 @@
       <w:spacing w:after="0" w:line="240" w:lineRule="auto"/>
     </w:pPr>
     <w:rPr>
-      <w:rFonts w:asciiTheme="majorHAnsi" w:eastAsiaTheme="majorEastAsia" w:hAnsiTheme="majorHAnsi" w:cstheme="majorBidi"/>
+      <w:rFonts/>
       <w:color w:val="000000" w:themeColor="text1"/>
     </w:rPr>
     <w:tblPr>
@@ -6927,7 +6742,7 @@
       <w:spacing w:after="0" w:line="240" w:lineRule="auto"/>
     </w:pPr>
     <w:rPr>
-      <w:rFonts w:asciiTheme="majorHAnsi" w:eastAsiaTheme="majorEastAsia" w:hAnsiTheme="majorHAnsi" w:cstheme="majorBidi"/>
+      <w:rFonts/>
       <w:color w:val="000000" w:themeColor="text1"/>
     </w:rPr>
     <w:tblPr>
@@ -7055,7 +6870,7 @@
       <w:spacing w:after="0" w:line="240" w:lineRule="auto"/>
     </w:pPr>
     <w:rPr>
-      <w:rFonts w:asciiTheme="majorHAnsi" w:eastAsiaTheme="majorEastAsia" w:hAnsiTheme="majorHAnsi" w:cstheme="majorBidi"/>
+      <w:rFonts/>
       <w:color w:val="000000" w:themeColor="text1"/>
     </w:rPr>
     <w:tblPr>
@@ -7183,7 +6998,7 @@
       <w:spacing w:after="0" w:line="240" w:lineRule="auto"/>
     </w:pPr>
     <w:rPr>
-      <w:rFonts w:asciiTheme="majorHAnsi" w:eastAsiaTheme="majorEastAsia" w:hAnsiTheme="majorHAnsi" w:cstheme="majorBidi"/>
+      <w:rFonts/>
       <w:color w:val="000000" w:themeColor="text1"/>
     </w:rPr>
     <w:tblPr>
@@ -7311,7 +7126,7 @@
       <w:spacing w:after="0" w:line="240" w:lineRule="auto"/>
     </w:pPr>
     <w:rPr>
-      <w:rFonts w:asciiTheme="majorHAnsi" w:eastAsiaTheme="majorEastAsia" w:hAnsiTheme="majorHAnsi" w:cstheme="majorBidi"/>
+      <w:rFonts/>
       <w:color w:val="000000" w:themeColor="text1"/>
     </w:rPr>
     <w:tblPr>
@@ -7950,7 +7765,7 @@
       <w:spacing w:after="0" w:line="240" w:lineRule="auto"/>
     </w:pPr>
     <w:rPr>
-      <w:rFonts w:asciiTheme="majorHAnsi" w:eastAsiaTheme="majorEastAsia" w:hAnsiTheme="majorHAnsi" w:cstheme="majorBidi"/>
+      <w:rFonts/>
       <w:color w:val="000000" w:themeColor="text1"/>
     </w:rPr>
     <w:tblPr>
@@ -8075,7 +7890,7 @@
       <w:spacing w:after="0" w:line="240" w:lineRule="auto"/>
     </w:pPr>
     <w:rPr>
-      <w:rFonts w:asciiTheme="majorHAnsi" w:eastAsiaTheme="majorEastAsia" w:hAnsiTheme="majorHAnsi" w:cstheme="majorBidi"/>
+      <w:rFonts/>
       <w:color w:val="000000" w:themeColor="text1"/>
     </w:rPr>
     <w:tblPr>
@@ -8200,7 +8015,7 @@
       <w:spacing w:after="0" w:line="240" w:lineRule="auto"/>
     </w:pPr>
     <w:rPr>
-      <w:rFonts w:asciiTheme="majorHAnsi" w:eastAsiaTheme="majorEastAsia" w:hAnsiTheme="majorHAnsi" w:cstheme="majorBidi"/>
+      <w:rFonts/>
       <w:color w:val="000000" w:themeColor="text1"/>
     </w:rPr>
     <w:tblPr>
@@ -8325,7 +8140,7 @@
       <w:spacing w:after="0" w:line="240" w:lineRule="auto"/>
     </w:pPr>
     <w:rPr>
-      <w:rFonts w:asciiTheme="majorHAnsi" w:eastAsiaTheme="majorEastAsia" w:hAnsiTheme="majorHAnsi" w:cstheme="majorBidi"/>
+      <w:rFonts/>
       <w:color w:val="000000" w:themeColor="text1"/>
     </w:rPr>
     <w:tblPr>
@@ -8450,7 +8265,7 @@
       <w:spacing w:after="0" w:line="240" w:lineRule="auto"/>
     </w:pPr>
     <w:rPr>
-      <w:rFonts w:asciiTheme="majorHAnsi" w:eastAsiaTheme="majorEastAsia" w:hAnsiTheme="majorHAnsi" w:cstheme="majorBidi"/>
+      <w:rFonts/>
       <w:color w:val="000000" w:themeColor="text1"/>
     </w:rPr>
     <w:tblPr>
@@ -8575,7 +8390,7 @@
       <w:spacing w:after="0" w:line="240" w:lineRule="auto"/>
     </w:pPr>
     <w:rPr>
-      <w:rFonts w:asciiTheme="majorHAnsi" w:eastAsiaTheme="majorEastAsia" w:hAnsiTheme="majorHAnsi" w:cstheme="majorBidi"/>
+      <w:rFonts/>
       <w:color w:val="000000" w:themeColor="text1"/>
     </w:rPr>
     <w:tblPr>
@@ -8700,7 +8515,7 @@
       <w:spacing w:after="0" w:line="240" w:lineRule="auto"/>
     </w:pPr>
     <w:rPr>
-      <w:rFonts w:asciiTheme="majorHAnsi" w:eastAsiaTheme="majorEastAsia" w:hAnsiTheme="majorHAnsi" w:cstheme="majorBidi"/>
+      <w:rFonts/>
       <w:color w:val="000000" w:themeColor="text1"/>
     </w:rPr>
     <w:tblPr>
